--- a/packages/domain/plantillas/maestras/1tesista/ETAPA02/Anexo-1 - 01 TESISTA.docx
+++ b/packages/domain/plantillas/maestras/1tesista/ETAPA02/Anexo-1 - 01 TESISTA.docx
@@ -310,63 +310,7 @@
                 <w:vertAlign w:val="baseline"/>
                 <w:rtl w:val="0"/>
               </w:rPr>
-              <w:t xml:space="preserve"> Arequipa, </w:t>
-            </w:r>
-            <w:r>
-              <w:rPr>
-                <w:sz w:val="18"/>
-                <w:szCs w:val="18"/>
-                <w:highlight w:val="white"/>
-                <w:rtl w:val="0"/>
-              </w:rPr>
-              <w:t xml:space="preserve">xXX </w:t>
-            </w:r>
-            <w:r>
-              <w:rPr>
-                <w:rFonts w:ascii="Calibri" w:cs="Calibri" w:eastAsia="Calibri" w:hAnsi="Calibri"/>
-                <w:b w:val="0"/>
-                <w:bCs w:val="0"/>
-                <w:i w:val="0"/>
-                <w:iCs w:val="0"/>
-                <w:smallCaps w:val="0"/>
-                <w:strike w:val="0"/>
-                <w:color w:val="000000"/>
-                <w:sz w:val="18"/>
-                <w:szCs w:val="18"/>
-                <w:highlight w:val="white"/>
-                <w:u w:val="none"/>
-                <w:vertAlign w:val="baseline"/>
-                <w:rtl w:val="0"/>
-              </w:rPr>
-              <w:t xml:space="preserve">de </w:t>
-            </w:r>
-            <w:r>
-              <w:rPr>
-                <w:sz w:val="18"/>
-                <w:szCs w:val="18"/>
-                <w:highlight w:val="white"/>
-                <w:rtl w:val="0"/>
-              </w:rPr>
-              <w:t xml:space="preserve">Xxx </w:t>
-            </w:r>
-            <w:r>
-              <w:rPr>
-                <w:rFonts w:ascii="Calibri" w:cs="Calibri" w:eastAsia="Calibri" w:hAnsi="Calibri"/>
-                <w:b w:val="0"/>
-                <w:bCs w:val="0"/>
-                <w:i w:val="0"/>
-                <w:iCs w:val="0"/>
-                <w:smallCaps w:val="0"/>
-                <w:strike w:val="0"/>
-                <w:color w:val="000000"/>
-                <w:sz w:val="18"/>
-                <w:szCs w:val="18"/>
-                <w:highlight w:val="white"/>
-                <w:u w:val="none"/>
-                <w:vertAlign w:val="baseline"/>
-                <w:rtl w:val="0"/>
-              </w:rPr>
-              <w:t xml:space="preserve">del 20226</w:t>
+              <w:t xml:space="preserve">Arequipa, &lt;&lt;FECHA&gt;&gt;.</w:t>
             </w:r>
           </w:p>
         </w:tc>
@@ -1494,7 +1438,7 @@
                 <w:vertAlign w:val="baseline"/>
                 <w:rtl w:val="0"/>
               </w:rPr>
-              <w:t xml:space="preserve">Hiding Encrypted Images in Audios Based on Cellular Automatas and Discrete Fourier Transform</w:t>
+              <w:t xml:space="preserve">&lt;&lt;TESIS&gt;&gt;</w:t>
             </w:r>
           </w:p>
         </w:tc>
